--- a/大优教材定制/调整版本/秋09 第6讲电阻 教师版.docx
+++ b/大优教材定制/调整版本/秋09 第6讲电阻 教师版.docx
@@ -3903,7 +3903,7 @@
           <w:noProof/>
         </w:rPr>
         <w:drawing>
-          <wp:inline distT="0" distB="0" distL="0" distR="0" wp14:anchorId="1E023A97" wp14:editId="4C92A96B">
+          <wp:inline distT="0" distB="0" distL="0" distR="0" wp14:anchorId="1E023A97" wp14:editId="17ED93BD">
             <wp:extent cx="2000250" cy="1144905"/>
             <wp:effectExtent l="0" t="0" r="7620" b="10160"/>
             <wp:docPr id="43" name="图片 43"/>
@@ -4003,7 +4003,7 @@
           </mc:Choice>
           <mc:Fallback>
             <w:pict>
-              <v:rect w14:anchorId="2844D2A6" id="矩形 1" o:spid="_x0000_s1026" style="width:111.8pt;height:82.7pt;visibility:visible;mso-wrap-style:square;mso-left-percent:-10001;mso-top-percent:-10001;mso-position-horizontal:absolute;mso-position-horizontal-relative:char;mso-position-vertical:absolute;mso-position-vertical-relative:line;mso-left-percent:-10001;mso-top-percent:-10001;v-text-anchor:top" o:gfxdata="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" filled="f" strokecolor="black [3213]" strokeweight="1.5pt">
+              <v:rect w14:anchorId="55BC6D50" id="矩形 1" o:spid="_x0000_s1026" style="width:111.8pt;height:82.7pt;visibility:visible;mso-wrap-style:square;mso-left-percent:-10001;mso-top-percent:-10001;mso-position-horizontal:absolute;mso-position-horizontal-relative:char;mso-position-vertical:absolute;mso-position-vertical-relative:line;mso-left-percent:-10001;mso-top-percent:-10001;v-text-anchor:top" o:gfxdata="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" filled="f" strokecolor="black [3213]" strokeweight="1.5pt">
                 <v:stroke dashstyle="dash"/>
                 <v:textbox inset="0,0,0,0"/>
                 <w10:anchorlock/>
@@ -4025,7 +4025,7 @@
           <w:noProof/>
         </w:rPr>
         <w:drawing>
-          <wp:inline distT="0" distB="0" distL="0" distR="0" wp14:anchorId="4F65352D" wp14:editId="4117E400">
+          <wp:inline distT="0" distB="0" distL="0" distR="0" wp14:anchorId="4F65352D" wp14:editId="5CC54B7B">
             <wp:extent cx="1252855" cy="970915"/>
             <wp:effectExtent l="0" t="0" r="10160" b="635"/>
             <wp:docPr id="2" name="图片 2"/>
@@ -7049,6 +7049,9 @@
           <m:rPr>
             <m:sty m:val="p"/>
           </m:rPr>
+          <w:rPr>
+            <w:rFonts w:ascii="Cambria Math" w:hAnsi="Cambria Math"/>
+          </w:rPr>
           <m:t>=</m:t>
         </m:r>
         <m:f>
@@ -7064,6 +7067,9 @@
               <m:rPr>
                 <m:sty m:val="p"/>
               </m:rPr>
+              <w:rPr>
+                <w:rFonts w:ascii="Cambria Math" w:hAnsi="Cambria Math"/>
+              </w:rPr>
               <m:t>ρL</m:t>
             </m:r>
           </m:num>
@@ -7072,6 +7078,9 @@
               <m:rPr>
                 <m:sty m:val="p"/>
               </m:rPr>
+              <w:rPr>
+                <w:rFonts w:ascii="Cambria Math" w:hAnsi="Cambria Math"/>
+              </w:rPr>
               <m:t>S</m:t>
             </m:r>
           </m:den>

--- a/大优教材定制/调整版本/秋09 第6讲电阻 教师版.docx
+++ b/大优教材定制/调整版本/秋09 第6讲电阻 教师版.docx
@@ -353,27 +353,6 @@
     </w:p>
     <w:p>
       <w:pPr>
-        <w:spacing w:line="288" w:lineRule="auto"/>
-        <w:ind w:leftChars="-100" w:left="-210"/>
-        <w:rPr>
-          <w:rFonts w:ascii="Times New Roman" w:eastAsiaTheme="majorEastAsia" w:hAnsi="Times New Roman" w:cs="Times New Roman"/>
-          <w:b/>
-          <w:bCs/>
-          <w:color w:val="0000FF"/>
-        </w:rPr>
-      </w:pPr>
-      <w:r>
-        <w:rPr>
-          <w:rFonts w:ascii="Times New Roman" w:eastAsiaTheme="majorEastAsia" w:hAnsi="Times New Roman" w:cs="Times New Roman" w:hint="eastAsia"/>
-          <w:b/>
-          <w:bCs/>
-          <w:color w:val="0000FF"/>
-        </w:rPr>
-        <w:t>电阻</w:t>
-      </w:r>
-    </w:p>
-    <w:p>
-      <w:pPr>
         <w:pStyle w:val="af0"/>
         <w:ind w:left="672" w:hanging="672"/>
       </w:pPr>
@@ -1655,6 +1634,7 @@
           <w:noProof/>
           <w:szCs w:val="22"/>
         </w:rPr>
+        <w:lastRenderedPageBreak/>
         <mc:AlternateContent>
           <mc:Choice Requires="wps">
             <w:drawing>
@@ -2017,26 +1997,6 @@
     </w:p>
     <w:p>
       <w:pPr>
-        <w:pStyle w:val="1230"/>
-        <w:ind w:leftChars="0" w:left="0"/>
-        <w:rPr>
-          <w:b/>
-          <w:bCs/>
-          <w:color w:val="0000FF"/>
-        </w:rPr>
-      </w:pPr>
-      <w:r>
-        <w:rPr>
-          <w:rFonts w:hint="eastAsia"/>
-          <w:b/>
-          <w:bCs/>
-          <w:color w:val="0000FF"/>
-        </w:rPr>
-        <w:t>导体绝缘体超导体</w:t>
-      </w:r>
-    </w:p>
-    <w:p>
-      <w:pPr>
         <w:pStyle w:val="af0"/>
         <w:ind w:left="672" w:hanging="672"/>
       </w:pPr>
@@ -2713,24 +2673,15 @@
     </w:p>
     <w:p>
       <w:pPr>
-        <w:pStyle w:val="af3"/>
-        <w:ind w:firstLineChars="0" w:firstLine="0"/>
-        <w:rPr>
-          <w:b/>
-          <w:bCs/>
-          <w:color w:val="0000FF"/>
-        </w:rPr>
-      </w:pPr>
-      <w:r>
-        <w:rPr>
-          <w:rFonts w:hint="eastAsia"/>
-          <w:b/>
-          <w:bCs/>
-          <w:color w:val="0000FF"/>
-        </w:rPr>
-        <w:lastRenderedPageBreak/>
-        <w:t>滑动变阻器</w:t>
-      </w:r>
+        <w:pStyle w:val="1230"/>
+        <w:ind w:left="588"/>
+      </w:pPr>
+    </w:p>
+    <w:p>
+      <w:pPr>
+        <w:pStyle w:val="1230"/>
+        <w:ind w:left="588"/>
+      </w:pPr>
     </w:p>
     <w:p>
       <w:pPr>
@@ -2744,6 +2695,7 @@
           <w:noProof/>
           <w:szCs w:val="22"/>
         </w:rPr>
+        <w:lastRenderedPageBreak/>
         <mc:AlternateContent>
           <mc:Choice Requires="wps">
             <w:drawing>
@@ -3207,18 +3159,7 @@
       <w:r>
         <w:t>A</w:t>
       </w:r>
-    </w:p>
-    <w:bookmarkEnd w:id="0"/>
-    <w:p>
-      <w:pPr>
-        <w:spacing w:line="360" w:lineRule="auto"/>
-        <w:ind w:leftChars="130" w:left="273"/>
-        <w:rPr>
-          <w:rFonts w:ascii="Times New Roman" w:eastAsia="楷体" w:hAnsi="Times New Roman" w:cs="Times New Roman"/>
-          <w:color w:val="C00000"/>
-          <w:szCs w:val="21"/>
-        </w:rPr>
-      </w:pPr>
+      <w:bookmarkEnd w:id="0"/>
     </w:p>
     <w:p>
       <w:pPr>
@@ -3903,7 +3844,7 @@
           <w:noProof/>
         </w:rPr>
         <w:drawing>
-          <wp:inline distT="0" distB="0" distL="0" distR="0" wp14:anchorId="1E023A97" wp14:editId="17ED93BD">
+          <wp:inline distT="0" distB="0" distL="0" distR="0" wp14:anchorId="1E023A97" wp14:editId="644438F3">
             <wp:extent cx="2000250" cy="1144905"/>
             <wp:effectExtent l="0" t="0" r="7620" b="10160"/>
             <wp:docPr id="43" name="图片 43"/>
@@ -4003,7 +3944,7 @@
           </mc:Choice>
           <mc:Fallback>
             <w:pict>
-              <v:rect w14:anchorId="55BC6D50" id="矩形 1" o:spid="_x0000_s1026" style="width:111.8pt;height:82.7pt;visibility:visible;mso-wrap-style:square;mso-left-percent:-10001;mso-top-percent:-10001;mso-position-horizontal:absolute;mso-position-horizontal-relative:char;mso-position-vertical:absolute;mso-position-vertical-relative:line;mso-left-percent:-10001;mso-top-percent:-10001;v-text-anchor:top" o:gfxdata="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" filled="f" strokecolor="black [3213]" strokeweight="1.5pt">
+              <v:rect w14:anchorId="06D0FC0E" id="矩形 1" o:spid="_x0000_s1026" style="width:111.8pt;height:82.7pt;visibility:visible;mso-wrap-style:square;mso-left-percent:-10001;mso-top-percent:-10001;mso-position-horizontal:absolute;mso-position-horizontal-relative:char;mso-position-vertical:absolute;mso-position-vertical-relative:line;mso-left-percent:-10001;mso-top-percent:-10001;v-text-anchor:top" o:gfxdata="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" filled="f" strokecolor="black [3213]" strokeweight="1.5pt">
                 <v:stroke dashstyle="dash"/>
                 <v:textbox inset="0,0,0,0"/>
                 <w10:anchorlock/>
@@ -4025,7 +3966,7 @@
           <w:noProof/>
         </w:rPr>
         <w:drawing>
-          <wp:inline distT="0" distB="0" distL="0" distR="0" wp14:anchorId="4F65352D" wp14:editId="5CC54B7B">
+          <wp:inline distT="0" distB="0" distL="0" distR="0" wp14:anchorId="4F65352D" wp14:editId="16E82E48">
             <wp:extent cx="1252855" cy="970915"/>
             <wp:effectExtent l="0" t="0" r="10160" b="635"/>
             <wp:docPr id="2" name="图片 2"/>
@@ -4097,6 +4038,7 @@
           <w:noProof/>
           <w:szCs w:val="22"/>
         </w:rPr>
+        <w:lastRenderedPageBreak/>
         <mc:AlternateContent>
           <mc:Choice Requires="wps">
             <w:drawing>
@@ -5376,6 +5318,36 @@
     </w:p>
     <w:p>
       <w:pPr>
+        <w:pStyle w:val="1230"/>
+        <w:ind w:left="588"/>
+      </w:pPr>
+    </w:p>
+    <w:p>
+      <w:pPr>
+        <w:pStyle w:val="1230"/>
+        <w:ind w:left="588"/>
+      </w:pPr>
+    </w:p>
+    <w:p>
+      <w:pPr>
+        <w:pStyle w:val="1230"/>
+        <w:ind w:left="588"/>
+      </w:pPr>
+    </w:p>
+    <w:p>
+      <w:pPr>
+        <w:pStyle w:val="1230"/>
+        <w:ind w:left="588"/>
+      </w:pPr>
+    </w:p>
+    <w:p>
+      <w:pPr>
+        <w:pStyle w:val="1230"/>
+        <w:ind w:left="588"/>
+      </w:pPr>
+    </w:p>
+    <w:p>
+      <w:pPr>
         <w:pStyle w:val="af0"/>
         <w:ind w:left="672" w:hanging="672"/>
         <w:rPr>
@@ -5388,6 +5360,7 @@
           <w:noProof/>
           <w:szCs w:val="22"/>
         </w:rPr>
+        <w:lastRenderedPageBreak/>
         <mc:AlternateContent>
           <mc:Choice Requires="wps">
             <w:drawing>
@@ -5632,7 +5605,6 @@
         <w:rPr>
           <w:noProof/>
         </w:rPr>
-        <w:lastRenderedPageBreak/>
         <w:drawing>
           <wp:inline distT="0" distB="0" distL="0" distR="0" wp14:anchorId="1C18FC63" wp14:editId="05972148">
             <wp:extent cx="2496820" cy="1181100"/>
@@ -5728,23 +5700,327 @@
     </w:p>
     <w:p>
       <w:pPr>
-        <w:pStyle w:val="af3"/>
-        <w:ind w:firstLineChars="0" w:firstLine="0"/>
-        <w:rPr>
-          <w:b/>
-          <w:bCs/>
-          <w:color w:val="0000FF"/>
-        </w:rPr>
-      </w:pPr>
-      <w:r>
-        <w:rPr>
-          <w:rFonts w:hint="eastAsia"/>
-          <w:b/>
-          <w:bCs/>
-          <w:color w:val="0000FF"/>
-        </w:rPr>
-        <w:t>电路综合（画图）</w:t>
-      </w:r>
+        <w:pStyle w:val="af0"/>
+        <w:ind w:left="672" w:hanging="672"/>
+      </w:pPr>
+      <w:r>
+        <w:rPr>
+          <w:rFonts w:cstheme="minorBidi"/>
+          <w:noProof/>
+          <w:szCs w:val="22"/>
+        </w:rPr>
+        <mc:AlternateContent>
+          <mc:Choice Requires="wps">
+            <w:drawing>
+              <wp:inline distT="0" distB="0" distL="0" distR="0" wp14:anchorId="66E78FC9" wp14:editId="5C840735">
+                <wp:extent cx="352425" cy="172720"/>
+                <wp:effectExtent l="0" t="0" r="3810" b="0"/>
+                <wp:docPr id="912651573" name="矩形 912651573"/>
+                <wp:cNvGraphicFramePr/>
+                <a:graphic xmlns:a="http://schemas.openxmlformats.org/drawingml/2006/main">
+                  <a:graphicData uri="http://schemas.microsoft.com/office/word/2010/wordprocessingShape">
+                    <wps:wsp>
+                      <wps:cNvSpPr/>
+                      <wps:spPr>
+                        <a:xfrm>
+                          <a:off x="0" y="0"/>
+                          <a:ext cx="352800" cy="172800"/>
+                        </a:xfrm>
+                        <a:prstGeom prst="rect">
+                          <a:avLst/>
+                        </a:prstGeom>
+                        <a:solidFill>
+                          <a:schemeClr val="accent2"/>
+                        </a:solidFill>
+                        <a:ln>
+                          <a:noFill/>
+                        </a:ln>
+                      </wps:spPr>
+                      <wps:style>
+                        <a:lnRef idx="2">
+                          <a:schemeClr val="accent1">
+                            <a:shade val="50000"/>
+                          </a:schemeClr>
+                        </a:lnRef>
+                        <a:fillRef idx="1">
+                          <a:schemeClr val="accent1"/>
+                        </a:fillRef>
+                        <a:effectRef idx="0">
+                          <a:schemeClr val="accent1"/>
+                        </a:effectRef>
+                        <a:fontRef idx="minor">
+                          <a:schemeClr val="lt1"/>
+                        </a:fontRef>
+                      </wps:style>
+                      <wps:txbx>
+                        <w:txbxContent>
+                          <w:p>
+                            <w:pPr>
+                              <w:spacing w:line="240" w:lineRule="exact"/>
+                              <w:jc w:val="center"/>
+                              <w:rPr>
+                                <w:rFonts w:ascii="黑体" w:eastAsia="黑体" w:hAnsi="黑体" w:hint="eastAsia"/>
+                                <w:szCs w:val="21"/>
+                              </w:rPr>
+                            </w:pPr>
+                            <w:r>
+                              <w:rPr>
+                                <w:rFonts w:ascii="黑体" w:eastAsia="黑体" w:hAnsi="黑体" w:hint="eastAsia"/>
+                                <w:szCs w:val="21"/>
+                              </w:rPr>
+                              <w:t>练14</w:t>
+                            </w:r>
+                          </w:p>
+                          <w:p>
+                            <w:pPr>
+                              <w:spacing w:line="240" w:lineRule="exact"/>
+                              <w:jc w:val="left"/>
+                              <w:rPr>
+                                <w:rFonts w:ascii="黑体" w:eastAsia="黑体" w:hAnsi="黑体" w:hint="eastAsia"/>
+                                <w:szCs w:val="21"/>
+                              </w:rPr>
+                            </w:pPr>
+                          </w:p>
+                          <w:p>
+                            <w:pPr>
+                              <w:spacing w:line="240" w:lineRule="exact"/>
+                              <w:jc w:val="left"/>
+                              <w:rPr>
+                                <w:rFonts w:ascii="黑体" w:eastAsia="黑体" w:hAnsi="黑体" w:hint="eastAsia"/>
+                                <w:szCs w:val="21"/>
+                              </w:rPr>
+                            </w:pPr>
+                          </w:p>
+                        </w:txbxContent>
+                      </wps:txbx>
+                      <wps:bodyPr rot="0" spcFirstLastPara="0" vertOverflow="overflow" horzOverflow="overflow" vert="horz" wrap="square" lIns="0" tIns="0" rIns="0" bIns="0" numCol="1" spcCol="0" rtlCol="0" fromWordArt="0" anchor="ctr" anchorCtr="0" forceAA="0" compatLnSpc="1">
+                        <a:noAutofit/>
+                      </wps:bodyPr>
+                    </wps:wsp>
+                  </a:graphicData>
+                </a:graphic>
+              </wp:inline>
+            </w:drawing>
+          </mc:Choice>
+          <mc:Fallback>
+            <w:pict>
+              <v:rect w14:anchorId="66E78FC9" id="矩形 912651573" o:spid="_x0000_s1045" style="width:27.75pt;height:13.6pt;visibility:visible;mso-wrap-style:square;mso-left-percent:-10001;mso-top-percent:-10001;mso-position-horizontal:absolute;mso-position-horizontal-relative:char;mso-position-vertical:absolute;mso-position-vertical-relative:line;mso-left-percent:-10001;mso-top-percent:-10001;v-text-anchor:middle" o:gfxdata="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" fillcolor="#5aa13b [3205]" stroked="f" strokeweight="2pt">
+                <v:textbox inset="0,0,0,0">
+                  <w:txbxContent>
+                    <w:p>
+                      <w:pPr>
+                        <w:spacing w:line="240" w:lineRule="exact"/>
+                        <w:jc w:val="center"/>
+                        <w:rPr>
+                          <w:rFonts w:ascii="黑体" w:eastAsia="黑体" w:hAnsi="黑体" w:hint="eastAsia"/>
+                          <w:szCs w:val="21"/>
+                        </w:rPr>
+                      </w:pPr>
+                      <w:r>
+                        <w:rPr>
+                          <w:rFonts w:ascii="黑体" w:eastAsia="黑体" w:hAnsi="黑体" w:hint="eastAsia"/>
+                          <w:szCs w:val="21"/>
+                        </w:rPr>
+                        <w:t>练14</w:t>
+                      </w:r>
+                    </w:p>
+                    <w:p>
+                      <w:pPr>
+                        <w:spacing w:line="240" w:lineRule="exact"/>
+                        <w:jc w:val="left"/>
+                        <w:rPr>
+                          <w:rFonts w:ascii="黑体" w:eastAsia="黑体" w:hAnsi="黑体" w:hint="eastAsia"/>
+                          <w:szCs w:val="21"/>
+                        </w:rPr>
+                      </w:pPr>
+                    </w:p>
+                    <w:p>
+                      <w:pPr>
+                        <w:spacing w:line="240" w:lineRule="exact"/>
+                        <w:jc w:val="left"/>
+                        <w:rPr>
+                          <w:rFonts w:ascii="黑体" w:eastAsia="黑体" w:hAnsi="黑体" w:hint="eastAsia"/>
+                          <w:szCs w:val="21"/>
+                        </w:rPr>
+                      </w:pPr>
+                    </w:p>
+                  </w:txbxContent>
+                </v:textbox>
+                <w10:anchorlock/>
+              </v:rect>
+            </w:pict>
+          </mc:Fallback>
+        </mc:AlternateContent>
+      </w:r>
+      <w:r>
+        <w:rPr>
+          <w:rFonts w:hint="eastAsia"/>
+        </w:rPr>
+        <w:t>如图所示是“探究电流与电压的关系”实验电路，其中有两根导线未连接，请用笔画线代替导线将电路补充完整。要求：电压表测定值电阻</w:t>
+      </w:r>
+      <w:r>
+        <w:rPr>
+          <w:rFonts w:hint="eastAsia"/>
+        </w:rPr>
+        <w:t>R</w:t>
+      </w:r>
+      <w:r>
+        <w:rPr>
+          <w:rFonts w:hint="eastAsia"/>
+        </w:rPr>
+        <w:t>两端的电压，滑动变阻器滑片向左移动时电流表示数变大，导线不得交叉。</w:t>
+      </w:r>
+    </w:p>
+    <w:p>
+      <w:pPr>
+        <w:pStyle w:val="123"/>
+      </w:pPr>
+      <w:r>
+        <w:rPr>
+          <w:rFonts w:hint="eastAsia"/>
+          <w:noProof/>
+        </w:rPr>
+        <w:drawing>
+          <wp:inline distT="0" distB="0" distL="0" distR="0" wp14:anchorId="21B4E67A" wp14:editId="33FA9DBA">
+            <wp:extent cx="2231141" cy="1478283"/>
+            <wp:effectExtent l="0" t="0" r="0" b="0"/>
+            <wp:docPr id="844321975" name="图片24" descr="菁优网：http://www.jyeoo.com"/>
+            <wp:cNvGraphicFramePr>
+              <a:graphicFrameLocks xmlns:a="http://schemas.openxmlformats.org/drawingml/2006/main" noChangeAspect="1"/>
+            </wp:cNvGraphicFramePr>
+            <a:graphic xmlns:a="http://schemas.openxmlformats.org/drawingml/2006/main">
+              <a:graphicData uri="http://schemas.openxmlformats.org/drawingml/2006/picture">
+                <pic:pic xmlns:pic="http://schemas.openxmlformats.org/drawingml/2006/picture">
+                  <pic:nvPicPr>
+                    <pic:cNvPr id="0" name="Picture24"/>
+                    <pic:cNvPicPr/>
+                  </pic:nvPicPr>
+                  <pic:blipFill>
+                    <a:blip r:embed="rId27" cstate="print"/>
+                    <a:stretch>
+                      <a:fillRect/>
+                    </a:stretch>
+                  </pic:blipFill>
+                  <pic:spPr>
+                    <a:xfrm>
+                      <a:off x="0" y="0"/>
+                      <a:ext cx="2231141" cy="1478283"/>
+                    </a:xfrm>
+                    <a:prstGeom prst="rect">
+                      <a:avLst/>
+                    </a:prstGeom>
+                  </pic:spPr>
+                </pic:pic>
+              </a:graphicData>
+            </a:graphic>
+          </wp:inline>
+        </w:drawing>
+      </w:r>
+    </w:p>
+    <w:p>
+      <w:pPr>
+        <w:pStyle w:val="123"/>
+      </w:pPr>
+      <w:r>
+        <w:rPr>
+          <w:rFonts w:hint="eastAsia"/>
+        </w:rPr>
+        <w:t>（</w:t>
+      </w:r>
+      <w:r>
+        <w:rPr>
+          <w:rFonts w:hint="eastAsia"/>
+        </w:rPr>
+        <w:t>2</w:t>
+      </w:r>
+      <w:r>
+        <w:rPr>
+          <w:rFonts w:hint="eastAsia"/>
+        </w:rPr>
+        <w:t>）如图所示，根据电流方向在方框内添加电流表和电源的元件符号，使电路成为并联电路。</w:t>
+      </w:r>
+    </w:p>
+    <w:p>
+      <w:pPr>
+        <w:pStyle w:val="123"/>
+      </w:pPr>
+      <w:r>
+        <w:rPr>
+          <w:rFonts w:hint="eastAsia"/>
+          <w:noProof/>
+        </w:rPr>
+        <w:drawing>
+          <wp:inline distT="0" distB="0" distL="0" distR="0" wp14:anchorId="3081C662" wp14:editId="7DA460F5">
+            <wp:extent cx="1255778" cy="1274067"/>
+            <wp:effectExtent l="0" t="0" r="0" b="0"/>
+            <wp:docPr id="124290452" name="图片24" descr="菁优网：http://www.jyeoo.com"/>
+            <wp:cNvGraphicFramePr>
+              <a:graphicFrameLocks xmlns:a="http://schemas.openxmlformats.org/drawingml/2006/main" noChangeAspect="1"/>
+            </wp:cNvGraphicFramePr>
+            <a:graphic xmlns:a="http://schemas.openxmlformats.org/drawingml/2006/main">
+              <a:graphicData uri="http://schemas.openxmlformats.org/drawingml/2006/picture">
+                <pic:pic xmlns:pic="http://schemas.openxmlformats.org/drawingml/2006/picture">
+                  <pic:nvPicPr>
+                    <pic:cNvPr id="0" name="Picture24"/>
+                    <pic:cNvPicPr/>
+                  </pic:nvPicPr>
+                  <pic:blipFill>
+                    <a:blip r:embed="rId28" cstate="print"/>
+                    <a:stretch>
+                      <a:fillRect/>
+                    </a:stretch>
+                  </pic:blipFill>
+                  <pic:spPr>
+                    <a:xfrm>
+                      <a:off x="0" y="0"/>
+                      <a:ext cx="1255778" cy="1274067"/>
+                    </a:xfrm>
+                    <a:prstGeom prst="rect">
+                      <a:avLst/>
+                    </a:prstGeom>
+                  </pic:spPr>
+                </pic:pic>
+              </a:graphicData>
+            </a:graphic>
+          </wp:inline>
+        </w:drawing>
+      </w:r>
+    </w:p>
+    <w:p>
+      <w:pPr>
+        <w:pStyle w:val="1230"/>
+        <w:ind w:left="588"/>
+      </w:pPr>
+    </w:p>
+    <w:p>
+      <w:pPr>
+        <w:pStyle w:val="1230"/>
+        <w:ind w:left="588"/>
+      </w:pPr>
+    </w:p>
+    <w:p>
+      <w:pPr>
+        <w:pStyle w:val="1230"/>
+        <w:ind w:left="588"/>
+      </w:pPr>
+    </w:p>
+    <w:p>
+      <w:pPr>
+        <w:pStyle w:val="1230"/>
+        <w:ind w:left="588"/>
+      </w:pPr>
+    </w:p>
+    <w:p>
+      <w:pPr>
+        <w:pStyle w:val="1230"/>
+        <w:ind w:left="588"/>
+      </w:pPr>
+    </w:p>
+    <w:p>
+      <w:pPr>
+        <w:pStyle w:val="1230"/>
+        <w:ind w:left="588"/>
+      </w:pPr>
     </w:p>
     <w:p>
       <w:pPr>
@@ -5767,6 +6043,7 @@
           <w:sz w:val="1"/>
           <w:szCs w:val="1"/>
         </w:rPr>
+        <w:lastRenderedPageBreak/>
         <w:t>声明：试题解析著作权属</w:t>
       </w:r>
       <w:proofErr w:type="gramStart"/>
@@ -5951,8 +6228,8 @@
           </mc:Choice>
           <mc:Fallback>
             <w:pict>
-              <v:group w14:anchorId="11E48D4B" id="组合 7" o:spid="_x0000_s1045" style="width:143.3pt;height:50.8pt;mso-position-horizontal-relative:char;mso-position-vertical-relative:line" coordsize="18203,6454" o:gfxdata="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">
-                <v:roundrect id="圆角矩形 32" o:spid="_x0000_s1046" style="position:absolute;left:6157;top:1398;width:12046;height:3759;visibility:visible;mso-wrap-style:square;v-text-anchor:middle" arcsize=".5" o:gfxdata="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" fillcolor="#d3e8cd [3204]" stroked="f">
+              <v:group w14:anchorId="11E48D4B" id="组合 7" o:spid="_x0000_s1046" style="width:143.3pt;height:50.8pt;mso-position-horizontal-relative:char;mso-position-vertical-relative:line" coordsize="18203,6454" o:gfxdata="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">
+                <v:roundrect id="圆角矩形 32" o:spid="_x0000_s1047" style="position:absolute;left:6157;top:1398;width:12046;height:3759;visibility:visible;mso-wrap-style:square;v-text-anchor:middle" arcsize=".5" o:gfxdata="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" fillcolor="#d3e8cd [3204]" stroked="f">
                   <v:textbox inset="0,0,0,0">
                     <w:txbxContent>
                       <w:p>
@@ -5981,7 +6258,7 @@
                     </w:txbxContent>
                   </v:textbox>
                 </v:roundrect>
-                <v:shape id="图片 11" o:spid="_x0000_s1047" type="#_x0000_t75" style="position:absolute;width:6454;height:6454;visibility:visible;mso-wrap-style:square" o:gfxdata="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">
+                <v:shape id="图片 11" o:spid="_x0000_s1048" type="#_x0000_t75" style="position:absolute;width:6454;height:6454;visibility:visible;mso-wrap-style:square" o:gfxdata="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">
                   <v:imagedata r:id="rId12" o:title=""/>
                 </v:shape>
                 <w10:anchorlock/>
@@ -5990,16 +6267,6 @@
           </mc:Fallback>
         </mc:AlternateContent>
       </w:r>
-    </w:p>
-    <w:p>
-      <w:pPr>
-        <w:pStyle w:val="1230"/>
-        <w:ind w:left="588"/>
-        <w:rPr>
-          <w:rFonts w:cstheme="minorBidi"/>
-          <w:szCs w:val="22"/>
-        </w:rPr>
-      </w:pPr>
     </w:p>
     <w:p>
       <w:pPr>
@@ -6085,7 +6352,7 @@
                                 <w:rFonts w:ascii="黑体" w:eastAsia="黑体" w:hAnsi="黑体" w:hint="eastAsia"/>
                                 <w:szCs w:val="21"/>
                               </w:rPr>
-                              <w:t>4</w:t>
+                              <w:t>5</w:t>
                             </w:r>
                           </w:p>
                           <w:p>
@@ -6121,7 +6388,7 @@
           </mc:Choice>
           <mc:Fallback>
             <w:pict>
-              <v:rect w14:anchorId="7C1D6ED7" id="矩形 45" o:spid="_x0000_s1048" style="width:27.75pt;height:13.6pt;visibility:visible;mso-wrap-style:square;mso-left-percent:-10001;mso-top-percent:-10001;mso-position-horizontal:absolute;mso-position-horizontal-relative:char;mso-position-vertical:absolute;mso-position-vertical-relative:line;mso-left-percent:-10001;mso-top-percent:-10001;v-text-anchor:middle" o:gfxdata="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" fillcolor="#5aa13b [3205]" stroked="f" strokeweight="2pt">
+              <v:rect w14:anchorId="7C1D6ED7" id="矩形 45" o:spid="_x0000_s1049" style="width:27.75pt;height:13.6pt;visibility:visible;mso-wrap-style:square;mso-left-percent:-10001;mso-top-percent:-10001;mso-position-horizontal:absolute;mso-position-horizontal-relative:char;mso-position-vertical:absolute;mso-position-vertical-relative:line;mso-left-percent:-10001;mso-top-percent:-10001;v-text-anchor:middle" o:gfxdata="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" fillcolor="#5aa13b [3205]" stroked="f" strokeweight="2pt">
                 <v:textbox inset="0,0,0,0">
                   <w:txbxContent>
                     <w:p>
@@ -6152,7 +6419,7 @@
                           <w:rFonts w:ascii="黑体" w:eastAsia="黑体" w:hAnsi="黑体" w:hint="eastAsia"/>
                           <w:szCs w:val="21"/>
                         </w:rPr>
-                        <w:t>4</w:t>
+                        <w:t>5</w:t>
                       </w:r>
                     </w:p>
                     <w:p>
@@ -6420,7 +6687,7 @@
                     </pic:cNvPicPr>
                   </pic:nvPicPr>
                   <pic:blipFill>
-                    <a:blip r:embed="rId27" cstate="print"/>
+                    <a:blip r:embed="rId29" cstate="print"/>
                     <a:stretch>
                       <a:fillRect/>
                     </a:stretch>
@@ -6457,9 +6724,9 @@
           <w:noProof/>
         </w:rPr>
         <w:drawing>
-          <wp:inline distT="0" distB="0" distL="0" distR="0" wp14:anchorId="0265F26C" wp14:editId="1C11BCC1">
-            <wp:extent cx="4379595" cy="1287780"/>
-            <wp:effectExtent l="0" t="0" r="3175" b="7620"/>
+          <wp:inline distT="0" distB="0" distL="0" distR="0" wp14:anchorId="0265F26C" wp14:editId="12E79B58">
+            <wp:extent cx="3552092" cy="1044460"/>
+            <wp:effectExtent l="0" t="0" r="0" b="3810"/>
             <wp:docPr id="28" name="图片24" descr="菁优网：http://www.jyeoo.com"/>
             <wp:cNvGraphicFramePr>
               <a:graphicFrameLocks xmlns:a="http://schemas.openxmlformats.org/drawingml/2006/main" noChangeAspect="1"/>
@@ -6474,7 +6741,7 @@
                     </pic:cNvPicPr>
                   </pic:nvPicPr>
                   <pic:blipFill>
-                    <a:blip r:embed="rId28" cstate="print"/>
+                    <a:blip r:embed="rId30" cstate="print"/>
                     <a:stretch>
                       <a:fillRect/>
                     </a:stretch>
@@ -6482,7 +6749,7 @@
                   <pic:spPr>
                     <a:xfrm>
                       <a:off x="0" y="0"/>
-                      <a:ext cx="4379595" cy="1287780"/>
+                      <a:ext cx="3586346" cy="1054532"/>
                     </a:xfrm>
                     <a:prstGeom prst="rect">
                       <a:avLst/>
@@ -6581,7 +6848,6 @@
         <w:rPr>
           <w:rFonts w:hint="eastAsia"/>
         </w:rPr>
-        <w:lastRenderedPageBreak/>
         <w:t>②断开开关，往塑料管中加入一定量的食盐，搅拌溶解，增大盐水的浓度，闭合开关，记录此时电流表示数</w:t>
       </w:r>
       <w:r>
@@ -6722,7 +6988,7 @@
                     </pic:cNvPicPr>
                   </pic:nvPicPr>
                   <pic:blipFill>
-                    <a:blip r:embed="rId29" cstate="print"/>
+                    <a:blip r:embed="rId31" cstate="print"/>
                     <a:stretch>
                       <a:fillRect/>
                     </a:stretch>
@@ -6832,6 +7098,7 @@
         <w:rPr>
           <w:noProof/>
         </w:rPr>
+        <w:lastRenderedPageBreak/>
         <mc:AlternateContent>
           <mc:Choice Requires="wps">
             <w:drawing>
@@ -6941,7 +7208,7 @@
           </mc:Choice>
           <mc:Fallback>
             <w:pict>
-              <v:rect w14:anchorId="516A2856" id="矩形 24" o:spid="_x0000_s1049" style="width:27.75pt;height:13.6pt;visibility:visible;mso-wrap-style:square;mso-left-percent:-10001;mso-top-percent:-10001;mso-position-horizontal:absolute;mso-position-horizontal-relative:char;mso-position-vertical:absolute;mso-position-vertical-relative:line;mso-left-percent:-10001;mso-top-percent:-10001;v-text-anchor:middle" o:gfxdata="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" fillcolor="#5aa13b [3205]" stroked="f" strokeweight="2pt">
+              <v:rect w14:anchorId="516A2856" id="矩形 24" o:spid="_x0000_s1050" style="width:27.75pt;height:13.6pt;visibility:visible;mso-wrap-style:square;mso-left-percent:-10001;mso-top-percent:-10001;mso-position-horizontal:absolute;mso-position-horizontal-relative:char;mso-position-vertical:absolute;mso-position-vertical-relative:line;mso-left-percent:-10001;mso-top-percent:-10001;v-text-anchor:middle" o:gfxdata="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" fillcolor="#5aa13b [3205]" stroked="f" strokeweight="2pt">
                 <v:textbox inset="0,0,0,0">
                   <w:txbxContent>
                     <w:p>
@@ -8361,7 +8628,6 @@
         <w:rPr>
           <w:rFonts w:hint="eastAsia"/>
         </w:rPr>
-        <w:lastRenderedPageBreak/>
         <w:t>（</w:t>
       </w:r>
       <w:r>
@@ -8502,10 +8768,10 @@
       </w:pPr>
     </w:p>
     <w:sectPr>
-      <w:headerReference w:type="even" r:id="rId30"/>
-      <w:headerReference w:type="default" r:id="rId31"/>
-      <w:footerReference w:type="even" r:id="rId32"/>
-      <w:footerReference w:type="default" r:id="rId33"/>
+      <w:headerReference w:type="even" r:id="rId32"/>
+      <w:headerReference w:type="default" r:id="rId33"/>
+      <w:footerReference w:type="even" r:id="rId34"/>
+      <w:footerReference w:type="default" r:id="rId35"/>
       <w:pgSz w:w="10319" w:h="14515"/>
       <w:pgMar w:top="1134" w:right="1021" w:bottom="851" w:left="1021" w:header="737" w:footer="567" w:gutter="0"/>
       <w:pgNumType w:start="1"/>
@@ -9885,6 +10151,20 @@
       <w:color w:val="C00000"/>
     </w:rPr>
   </w:style>
+  <w:style w:type="paragraph" w:customStyle="1" w:styleId="BorderColor01820D95">
+    <w:name w:val="Border Color 01820D95"/>
+    <w:qFormat/>
+    <w:rsid w:val="0013436F"/>
+    <w:pPr>
+      <w:widowControl w:val="0"/>
+      <w:jc w:val="both"/>
+    </w:pPr>
+    <w:rPr>
+      <w:kern w:val="2"/>
+      <w:sz w:val="21"/>
+      <w:szCs w:val="22"/>
+    </w:rPr>
+  </w:style>
 </w:styles>
 </file>
 
@@ -10129,10 +10409,6 @@
 </file>
 
 <file path=customXml/item1.xml><?xml version="1.0" encoding="utf-8"?>
-<b:Sources xmlns:b="http://schemas.openxmlformats.org/officeDocument/2006/bibliography" xmlns="http://schemas.openxmlformats.org/officeDocument/2006/bibliography" SelectedStyle="\APA.XSL" StyleName="APA"/>
-</file>
-
-<file path=customXml/item2.xml><?xml version="1.0" encoding="utf-8"?>
 <s:customData xmlns="http://www.wps.cn/officeDocument/2013/wpsCustomData" xmlns:s="http://www.wps.cn/officeDocument/2013/wpsCustomData">
   <customSectProps/>
   <customShpExts>
@@ -10141,18 +10417,22 @@
 </s:customData>
 </file>
 
+<file path=customXml/item2.xml><?xml version="1.0" encoding="utf-8"?>
+<b:Sources xmlns:b="http://schemas.openxmlformats.org/officeDocument/2006/bibliography" xmlns="http://schemas.openxmlformats.org/officeDocument/2006/bibliography" SelectedStyle="\APA.XSL" StyleName="APA"/>
+</file>
+
 <file path=customXml/itemProps1.xml><?xml version="1.0" encoding="utf-8"?>
+<ds:datastoreItem xmlns:ds="http://schemas.openxmlformats.org/officeDocument/2006/customXml" ds:itemID="{B1977F7D-205B-4081-913C-38D41E755F92}">
+  <ds:schemaRefs>
+    <ds:schemaRef ds:uri="http://www.wps.cn/officeDocument/2013/wpsCustomData"/>
+  </ds:schemaRefs>
+</ds:datastoreItem>
+</file>
+
+<file path=customXml/itemProps2.xml><?xml version="1.0" encoding="utf-8"?>
 <ds:datastoreItem xmlns:ds="http://schemas.openxmlformats.org/officeDocument/2006/customXml" ds:itemID="{0E798019-D9DA-4148-8768-905599865BAA}">
   <ds:schemaRefs>
     <ds:schemaRef ds:uri="http://schemas.openxmlformats.org/officeDocument/2006/bibliography"/>
   </ds:schemaRefs>
 </ds:datastoreItem>
-</file>
-
-<file path=customXml/itemProps2.xml><?xml version="1.0" encoding="utf-8"?>
-<ds:datastoreItem xmlns:ds="http://schemas.openxmlformats.org/officeDocument/2006/customXml" ds:itemID="{B1977F7D-205B-4081-913C-38D41E755F92}">
-  <ds:schemaRefs>
-    <ds:schemaRef ds:uri="http://www.wps.cn/officeDocument/2013/wpsCustomData"/>
-  </ds:schemaRefs>
-</ds:datastoreItem>
 </file>